--- a/docs/InCampo - Manuale staff.docx
+++ b/docs/InCampo - Manuale staff.docx
@@ -2359,7 +2359,37 @@
                 <w:rFonts w:ascii="Cambria" w:hAnsi="Cambria"/>
                 <w:sz w:val="20"/>
               </w:rPr>
-              <w:t xml:space="preserve"> non accetta più modifiche alle presenze. Se ti accorgi di un errore, riportala a </w:t>
+              <w:t xml:space="preserve"> non accetta più modifiche alle presenze. Se ti accorgi di un errore, dal menu </w:t>
+            </w:r>
+            <w:r>
+              <w:rPr>
+                <w:rFonts w:ascii="Consolas" w:hAnsi="Consolas"/>
+                <w:sz w:val="19"/>
+                <w:shd w:val="clear" w:fill="F2F1EC"/>
+              </w:rPr>
+              <w:t>⋮</w:t>
+            </w:r>
+            <w:r>
+              <w:rPr>
+                <w:rFonts w:ascii="Cambria" w:hAnsi="Cambria"/>
+                <w:sz w:val="20"/>
+              </w:rPr>
+              <w:t xml:space="preserve"> scegli </w:t>
+            </w:r>
+            <w:r>
+              <w:rPr>
+                <w:rFonts w:ascii="Consolas" w:hAnsi="Consolas"/>
+                <w:sz w:val="19"/>
+                <w:shd w:val="clear" w:fill="F2F1EC"/>
+              </w:rPr>
+              <w:t>Riapri partita</w:t>
+            </w:r>
+            <w:r>
+              <w:rPr>
+                <w:rFonts w:ascii="Cambria" w:hAnsi="Cambria"/>
+                <w:sz w:val="20"/>
+              </w:rPr>
+              <w:t xml:space="preserve">: torna </w:t>
             </w:r>
             <w:r>
               <w:rPr>
@@ -2374,7 +2404,7 @@
                 <w:rFonts w:ascii="Cambria" w:hAnsi="Cambria"/>
                 <w:sz w:val="20"/>
               </w:rPr>
-              <w:t xml:space="preserve"> dal menu, correggi e richiudila: i gettoni si riallineano da soli. Meglio ancora, sistema tutto </w:t>
+              <w:t xml:space="preserve">, correggi e richiudila. I gettoni si riallineano da soli. Meglio ancora, sistema tutto </w:t>
             </w:r>
             <w:r>
               <w:rPr>

--- a/docs/InCampo - Manuale staff.docx
+++ b/docs/InCampo - Manuale staff.docx
@@ -1203,6 +1203,396 @@
                 <w:rFonts w:ascii="Cambria" w:hAnsi="Cambria"/>
                 <w:sz w:val="19"/>
               </w:rPr>
+              <w:t>Votare il migliore in campo, condividere convocati e risultato</w:t>
+            </w:r>
+          </w:p>
+        </w:tc>
+        <w:tc>
+          <w:tcPr>
+            <w:tcW w:type="dxa" w:w="1987"/>
+          </w:tcPr>
+          <w:p>
+            <w:pPr>
+              <w:spacing w:after="20"/>
+              <w:jc w:val="center"/>
+            </w:pPr>
+            <w:r>
+              <w:rPr>
+                <w:rFonts w:ascii="Segoe UI" w:hAnsi="Segoe UI"/>
+                <w:b/>
+                <w:color w:val="006B45"/>
+                <w:sz w:val="20"/>
+              </w:rPr>
+              <w:t>✓</w:t>
+            </w:r>
+          </w:p>
+        </w:tc>
+        <w:tc>
+          <w:tcPr>
+            <w:tcW w:type="dxa" w:w="1987"/>
+          </w:tcPr>
+          <w:p>
+            <w:pPr>
+              <w:spacing w:after="20"/>
+              <w:jc w:val="center"/>
+            </w:pPr>
+            <w:r>
+              <w:rPr>
+                <w:rFonts w:ascii="Segoe UI" w:hAnsi="Segoe UI"/>
+                <w:b/>
+                <w:color w:val="006B45"/>
+                <w:sz w:val="20"/>
+              </w:rPr>
+              <w:t>✓</w:t>
+            </w:r>
+          </w:p>
+        </w:tc>
+        <w:tc>
+          <w:tcPr>
+            <w:tcW w:type="dxa" w:w="1987"/>
+          </w:tcPr>
+          <w:p>
+            <w:pPr>
+              <w:spacing w:after="20"/>
+              <w:jc w:val="center"/>
+            </w:pPr>
+            <w:r>
+              <w:rPr>
+                <w:rFonts w:ascii="Segoe UI" w:hAnsi="Segoe UI"/>
+                <w:b/>
+                <w:color w:val="006B45"/>
+                <w:sz w:val="20"/>
+              </w:rPr>
+              <w:t>✓</w:t>
+            </w:r>
+          </w:p>
+        </w:tc>
+        <w:tc>
+          <w:tcPr>
+            <w:tcW w:type="dxa" w:w="1987"/>
+          </w:tcPr>
+          <w:p>
+            <w:pPr>
+              <w:spacing w:after="20"/>
+              <w:jc w:val="center"/>
+            </w:pPr>
+            <w:r>
+              <w:rPr>
+                <w:rFonts w:ascii="Segoe UI" w:hAnsi="Segoe UI"/>
+                <w:b/>
+                <w:color w:val="006B45"/>
+                <w:sz w:val="20"/>
+              </w:rPr>
+              <w:t>✓</w:t>
+            </w:r>
+          </w:p>
+        </w:tc>
+      </w:tr>
+      <w:tr>
+        <w:tc>
+          <w:tcPr>
+            <w:tcW w:type="dxa" w:w="1987"/>
+          </w:tcPr>
+          <w:p>
+            <w:pPr>
+              <w:spacing w:after="20"/>
+            </w:pPr>
+            <w:r>
+              <w:rPr>
+                <w:rFonts w:ascii="Cambria" w:hAnsi="Cambria"/>
+                <w:sz w:val="19"/>
+              </w:rPr>
+              <w:t>Convocare un sostituto, revocare, assegnare i turni</w:t>
+            </w:r>
+          </w:p>
+        </w:tc>
+        <w:tc>
+          <w:tcPr>
+            <w:tcW w:type="dxa" w:w="1987"/>
+          </w:tcPr>
+          <w:p>
+            <w:pPr>
+              <w:spacing w:after="20"/>
+              <w:jc w:val="center"/>
+            </w:pPr>
+            <w:r>
+              <w:rPr>
+                <w:rFonts w:ascii="Segoe UI" w:hAnsi="Segoe UI"/>
+                <w:color w:val="A09E96"/>
+                <w:sz w:val="20"/>
+              </w:rPr>
+              <w:t>—</w:t>
+            </w:r>
+          </w:p>
+        </w:tc>
+        <w:tc>
+          <w:tcPr>
+            <w:tcW w:type="dxa" w:w="1987"/>
+          </w:tcPr>
+          <w:p>
+            <w:pPr>
+              <w:spacing w:after="20"/>
+              <w:jc w:val="center"/>
+            </w:pPr>
+            <w:r>
+              <w:rPr>
+                <w:rFonts w:ascii="Segoe UI" w:hAnsi="Segoe UI"/>
+                <w:b/>
+                <w:color w:val="006B45"/>
+                <w:sz w:val="20"/>
+              </w:rPr>
+              <w:t>✓</w:t>
+            </w:r>
+          </w:p>
+        </w:tc>
+        <w:tc>
+          <w:tcPr>
+            <w:tcW w:type="dxa" w:w="1987"/>
+          </w:tcPr>
+          <w:p>
+            <w:pPr>
+              <w:spacing w:after="20"/>
+              <w:jc w:val="center"/>
+            </w:pPr>
+            <w:r>
+              <w:rPr>
+                <w:rFonts w:ascii="Segoe UI" w:hAnsi="Segoe UI"/>
+                <w:color w:val="A09E96"/>
+                <w:sz w:val="20"/>
+              </w:rPr>
+              <w:t>—</w:t>
+            </w:r>
+          </w:p>
+        </w:tc>
+        <w:tc>
+          <w:tcPr>
+            <w:tcW w:type="dxa" w:w="1987"/>
+          </w:tcPr>
+          <w:p>
+            <w:pPr>
+              <w:spacing w:after="20"/>
+              <w:jc w:val="center"/>
+            </w:pPr>
+            <w:r>
+              <w:rPr>
+                <w:rFonts w:ascii="Segoe UI" w:hAnsi="Segoe UI"/>
+                <w:b/>
+                <w:color w:val="006B45"/>
+                <w:sz w:val="20"/>
+              </w:rPr>
+              <w:t>✓</w:t>
+            </w:r>
+          </w:p>
+        </w:tc>
+      </w:tr>
+      <w:tr>
+        <w:tc>
+          <w:tcPr>
+            <w:tcW w:type="dxa" w:w="1987"/>
+          </w:tcPr>
+          <w:p>
+            <w:pPr>
+              <w:spacing w:after="20"/>
+            </w:pPr>
+            <w:r>
+              <w:rPr>
+                <w:rFonts w:ascii="Cambria" w:hAnsi="Cambria"/>
+                <w:sz w:val="19"/>
+              </w:rPr>
+              <w:t>Vedere l'affidabilità dei giocatori</w:t>
+            </w:r>
+          </w:p>
+        </w:tc>
+        <w:tc>
+          <w:tcPr>
+            <w:tcW w:type="dxa" w:w="1987"/>
+          </w:tcPr>
+          <w:p>
+            <w:pPr>
+              <w:spacing w:after="20"/>
+              <w:jc w:val="center"/>
+            </w:pPr>
+            <w:r>
+              <w:rPr>
+                <w:rFonts w:ascii="Segoe UI" w:hAnsi="Segoe UI"/>
+                <w:color w:val="A09E96"/>
+                <w:sz w:val="20"/>
+              </w:rPr>
+              <w:t>—</w:t>
+            </w:r>
+          </w:p>
+        </w:tc>
+        <w:tc>
+          <w:tcPr>
+            <w:tcW w:type="dxa" w:w="1987"/>
+          </w:tcPr>
+          <w:p>
+            <w:pPr>
+              <w:spacing w:after="20"/>
+              <w:jc w:val="center"/>
+            </w:pPr>
+            <w:r>
+              <w:rPr>
+                <w:rFonts w:ascii="Segoe UI" w:hAnsi="Segoe UI"/>
+                <w:b/>
+                <w:color w:val="006B45"/>
+                <w:sz w:val="20"/>
+              </w:rPr>
+              <w:t>✓</w:t>
+            </w:r>
+          </w:p>
+        </w:tc>
+        <w:tc>
+          <w:tcPr>
+            <w:tcW w:type="dxa" w:w="1987"/>
+          </w:tcPr>
+          <w:p>
+            <w:pPr>
+              <w:spacing w:after="20"/>
+              <w:jc w:val="center"/>
+            </w:pPr>
+            <w:r>
+              <w:rPr>
+                <w:rFonts w:ascii="Segoe UI" w:hAnsi="Segoe UI"/>
+                <w:color w:val="A09E96"/>
+                <w:sz w:val="20"/>
+              </w:rPr>
+              <w:t>—</w:t>
+            </w:r>
+          </w:p>
+        </w:tc>
+        <w:tc>
+          <w:tcPr>
+            <w:tcW w:type="dxa" w:w="1987"/>
+          </w:tcPr>
+          <w:p>
+            <w:pPr>
+              <w:spacing w:after="20"/>
+              <w:jc w:val="center"/>
+            </w:pPr>
+            <w:r>
+              <w:rPr>
+                <w:rFonts w:ascii="Segoe UI" w:hAnsi="Segoe UI"/>
+                <w:b/>
+                <w:color w:val="006B45"/>
+                <w:sz w:val="20"/>
+              </w:rPr>
+              <w:t>✓</w:t>
+            </w:r>
+          </w:p>
+        </w:tc>
+      </w:tr>
+      <w:tr>
+        <w:tc>
+          <w:tcPr>
+            <w:tcW w:type="dxa" w:w="1987"/>
+          </w:tcPr>
+          <w:p>
+            <w:pPr>
+              <w:spacing w:after="20"/>
+            </w:pPr>
+            <w:r>
+              <w:rPr>
+                <w:rFonts w:ascii="Cambria" w:hAnsi="Cambria"/>
+                <w:sz w:val="19"/>
+              </w:rPr>
+              <w:t>Registrare le uscite e vedere il cruscotto Cassa</w:t>
+            </w:r>
+          </w:p>
+        </w:tc>
+        <w:tc>
+          <w:tcPr>
+            <w:tcW w:type="dxa" w:w="1987"/>
+          </w:tcPr>
+          <w:p>
+            <w:pPr>
+              <w:spacing w:after="20"/>
+              <w:jc w:val="center"/>
+            </w:pPr>
+            <w:r>
+              <w:rPr>
+                <w:rFonts w:ascii="Segoe UI" w:hAnsi="Segoe UI"/>
+                <w:color w:val="A09E96"/>
+                <w:sz w:val="20"/>
+              </w:rPr>
+              <w:t>—</w:t>
+            </w:r>
+          </w:p>
+        </w:tc>
+        <w:tc>
+          <w:tcPr>
+            <w:tcW w:type="dxa" w:w="1987"/>
+          </w:tcPr>
+          <w:p>
+            <w:pPr>
+              <w:spacing w:after="20"/>
+              <w:jc w:val="center"/>
+            </w:pPr>
+            <w:r>
+              <w:rPr>
+                <w:rFonts w:ascii="Segoe UI" w:hAnsi="Segoe UI"/>
+                <w:color w:val="A09E96"/>
+                <w:sz w:val="20"/>
+              </w:rPr>
+              <w:t>—</w:t>
+            </w:r>
+          </w:p>
+        </w:tc>
+        <w:tc>
+          <w:tcPr>
+            <w:tcW w:type="dxa" w:w="1987"/>
+          </w:tcPr>
+          <w:p>
+            <w:pPr>
+              <w:spacing w:after="20"/>
+              <w:jc w:val="center"/>
+            </w:pPr>
+            <w:r>
+              <w:rPr>
+                <w:rFonts w:ascii="Segoe UI" w:hAnsi="Segoe UI"/>
+                <w:b/>
+                <w:color w:val="006B45"/>
+                <w:sz w:val="20"/>
+              </w:rPr>
+              <w:t>✓</w:t>
+            </w:r>
+          </w:p>
+        </w:tc>
+        <w:tc>
+          <w:tcPr>
+            <w:tcW w:type="dxa" w:w="1987"/>
+          </w:tcPr>
+          <w:p>
+            <w:pPr>
+              <w:spacing w:after="20"/>
+              <w:jc w:val="center"/>
+            </w:pPr>
+            <w:r>
+              <w:rPr>
+                <w:rFonts w:ascii="Segoe UI" w:hAnsi="Segoe UI"/>
+                <w:b/>
+                <w:color w:val="006B45"/>
+                <w:sz w:val="20"/>
+              </w:rPr>
+              <w:t>✓</w:t>
+            </w:r>
+          </w:p>
+        </w:tc>
+      </w:tr>
+      <w:tr>
+        <w:tc>
+          <w:tcPr>
+            <w:tcW w:type="dxa" w:w="1987"/>
+          </w:tcPr>
+          <w:p>
+            <w:pPr>
+              <w:spacing w:after="20"/>
+            </w:pPr>
+            <w:r>
+              <w:rPr>
+                <w:rFonts w:ascii="Cambria" w:hAnsi="Cambria"/>
+                <w:sz w:val="19"/>
+              </w:rPr>
               <w:t>Aggiungere, modificare ed eliminare giocatori</w:t>
             </w:r>
           </w:p>
@@ -2306,6 +2696,224 @@
         <w:t>. I risultati entrano nelle statistiche.</w:t>
       </w:r>
     </w:p>
+    <w:p>
+      <w:pPr>
+        <w:pStyle w:val="Heading2"/>
+        <w:spacing w:before="200" w:after="80"/>
+      </w:pPr>
+      <w:r>
+        <w:rPr>
+          <w:rFonts w:ascii="Segoe UI" w:hAnsi="Segoe UI"/>
+          <w:b/>
+          <w:color w:val="14181A"/>
+          <w:sz w:val="24"/>
+        </w:rPr>
+        <w:t>Se uno dà forfait: il sostituto con un tocco</w:t>
+      </w:r>
+    </w:p>
+    <w:p>
+      <w:pPr>
+        <w:spacing w:after="160" w:before="0"/>
+      </w:pPr>
+      <w:r>
+        <w:rPr>
+          <w:rFonts w:ascii="Cambria" w:hAnsi="Cambria"/>
+        </w:rPr>
+        <w:t xml:space="preserve">Quando un convocato risponde </w:t>
+      </w:r>
+      <w:r>
+        <w:rPr>
+          <w:rFonts w:ascii="Consolas" w:hAnsi="Consolas"/>
+          <w:sz w:val="19"/>
+          <w:shd w:val="clear" w:fill="F2F1EC"/>
+        </w:rPr>
+        <w:t>Non ci sono</w:t>
+      </w:r>
+      <w:r>
+        <w:rPr>
+          <w:rFonts w:ascii="Cambria" w:hAnsi="Cambria"/>
+        </w:rPr>
+        <w:t xml:space="preserve"> ti arriva una notifica, con il numero di chi aveva dato disponibilità ma non è in lista. Aprila: in fondo alla schermata </w:t>
+      </w:r>
+      <w:r>
+        <w:rPr>
+          <w:rFonts w:ascii="Consolas" w:hAnsi="Consolas"/>
+          <w:sz w:val="19"/>
+          <w:shd w:val="clear" w:fill="F2F1EC"/>
+        </w:rPr>
+        <w:t>Convocazioni</w:t>
+      </w:r>
+      <w:r>
+        <w:rPr>
+          <w:rFonts w:ascii="Cambria" w:hAnsi="Cambria"/>
+        </w:rPr>
+        <w:t xml:space="preserve"> compare la sezione </w:t>
+      </w:r>
+      <w:r>
+        <w:rPr>
+          <w:rFonts w:ascii="Consolas" w:hAnsi="Consolas"/>
+          <w:sz w:val="19"/>
+          <w:shd w:val="clear" w:fill="F2F1EC"/>
+        </w:rPr>
+        <w:t>DISPONIBILI NON CONVOCATI</w:t>
+      </w:r>
+      <w:r>
+        <w:rPr>
+          <w:rFonts w:ascii="Cambria" w:hAnsi="Cambria"/>
+        </w:rPr>
+        <w:t xml:space="preserve">, ordinata per affidabilità, e accanto a ciascuno il tasto </w:t>
+      </w:r>
+      <w:r>
+        <w:rPr>
+          <w:rFonts w:ascii="Consolas" w:hAnsi="Consolas"/>
+          <w:sz w:val="19"/>
+          <w:shd w:val="clear" w:fill="F2F1EC"/>
+        </w:rPr>
+        <w:t>Convoca</w:t>
+      </w:r>
+      <w:r>
+        <w:rPr>
+          <w:rFonts w:ascii="Cambria" w:hAnsi="Cambria"/>
+        </w:rPr>
+        <w:t xml:space="preserve">. Un tocco e la convocazione parte, con la notifica. Se la rosa è al completo, prima libera un posto con l'icona </w:t>
+      </w:r>
+      <w:r>
+        <w:rPr>
+          <w:rFonts w:ascii="Consolas" w:hAnsi="Consolas"/>
+          <w:sz w:val="19"/>
+          <w:shd w:val="clear" w:fill="F2F1EC"/>
+        </w:rPr>
+        <w:t>Revoca convocazione</w:t>
+      </w:r>
+      <w:r>
+        <w:rPr>
+          <w:rFonts w:ascii="Cambria" w:hAnsi="Cambria"/>
+        </w:rPr>
+        <w:t xml:space="preserve"> sulla riga di chi ha dato forfait: la revoca non manda notifiche, avvisalo tu se serve.</w:t>
+      </w:r>
+    </w:p>
+    <w:p>
+      <w:pPr>
+        <w:pStyle w:val="Heading2"/>
+        <w:spacing w:before="200" w:after="80"/>
+      </w:pPr>
+      <w:r>
+        <w:rPr>
+          <w:rFonts w:ascii="Segoe UI" w:hAnsi="Segoe UI"/>
+          <w:b/>
+          <w:color w:val="14181A"/>
+          <w:sz w:val="24"/>
+        </w:rPr>
+        <w:t>Turni di squadra: casacche, palloni, maglie</w:t>
+      </w:r>
+    </w:p>
+    <w:p>
+      <w:pPr>
+        <w:spacing w:after="160" w:before="0"/>
+      </w:pPr>
+      <w:r>
+        <w:rPr>
+          <w:rFonts w:ascii="Cambria" w:hAnsi="Cambria"/>
+        </w:rPr>
+        <w:t xml:space="preserve">L'Admin definisce i compiti una volta sola in </w:t>
+      </w:r>
+      <w:r>
+        <w:rPr>
+          <w:rFonts w:ascii="Consolas" w:hAnsi="Consolas"/>
+          <w:sz w:val="19"/>
+          <w:shd w:val="clear" w:fill="F2F1EC"/>
+        </w:rPr>
+        <w:t>Impostazioni</w:t>
+      </w:r>
+      <w:r>
+        <w:rPr>
+          <w:rFonts w:ascii="Cambria" w:hAnsi="Cambria"/>
+        </w:rPr>
+        <w:t xml:space="preserve"> → </w:t>
+      </w:r>
+      <w:r>
+        <w:rPr>
+          <w:rFonts w:ascii="Consolas" w:hAnsi="Consolas"/>
+          <w:sz w:val="19"/>
+          <w:shd w:val="clear" w:fill="F2F1EC"/>
+        </w:rPr>
+        <w:t>TURNI DI SQUADRA</w:t>
+      </w:r>
+      <w:r>
+        <w:rPr>
+          <w:rFonts w:ascii="Cambria" w:hAnsi="Cambria"/>
+        </w:rPr>
+        <w:t xml:space="preserve"> (ci sono già dei suggerimenti pronti). Da lì in poi, nel dettaglio di ogni partita con convocati compare il riquadro </w:t>
+      </w:r>
+      <w:r>
+        <w:rPr>
+          <w:rFonts w:ascii="Consolas" w:hAnsi="Consolas"/>
+          <w:sz w:val="19"/>
+          <w:shd w:val="clear" w:fill="F2F1EC"/>
+        </w:rPr>
+        <w:t>TURNI DI SQUADRA</w:t>
+      </w:r>
+      <w:r>
+        <w:rPr>
+          <w:rFonts w:ascii="Cambria" w:hAnsi="Cambria"/>
+        </w:rPr>
+        <w:t xml:space="preserve">: tocca </w:t>
+      </w:r>
+      <w:r>
+        <w:rPr>
+          <w:rFonts w:ascii="Consolas" w:hAnsi="Consolas"/>
+          <w:sz w:val="19"/>
+          <w:shd w:val="clear" w:fill="F2F1EC"/>
+        </w:rPr>
+        <w:t>Assegna</w:t>
+      </w:r>
+      <w:r>
+        <w:rPr>
+          <w:rFonts w:ascii="Cambria" w:hAnsi="Cambria"/>
+        </w:rPr>
+        <w:t xml:space="preserve"> e l'app sceglie tra i convocati chi non lo fa da più tempo, un turno a testa, dando la precedenza a chi ha confermato. Toccando una riga cambi la persona o liberi il turno. I turni finiscono anche nel testo da condividere, così nessuno può dire di non saperlo.</w:t>
+      </w:r>
+    </w:p>
+    <w:p>
+      <w:pPr>
+        <w:pStyle w:val="Heading2"/>
+        <w:spacing w:before="200" w:after="80"/>
+      </w:pPr>
+      <w:r>
+        <w:rPr>
+          <w:rFonts w:ascii="Segoe UI" w:hAnsi="Segoe UI"/>
+          <w:b/>
+          <w:color w:val="14181A"/>
+          <w:sz w:val="24"/>
+        </w:rPr>
+        <w:t>Condividere sul gruppo</w:t>
+      </w:r>
+    </w:p>
+    <w:p>
+      <w:pPr>
+        <w:spacing w:after="160" w:before="0"/>
+      </w:pPr>
+      <w:r>
+        <w:rPr>
+          <w:rFonts w:ascii="Cambria" w:hAnsi="Cambria"/>
+        </w:rPr>
+        <w:t xml:space="preserve">L'icona </w:t>
+      </w:r>
+      <w:r>
+        <w:rPr>
+          <w:rFonts w:ascii="Consolas" w:hAnsi="Consolas"/>
+          <w:sz w:val="19"/>
+          <w:shd w:val="clear" w:fill="F2F1EC"/>
+        </w:rPr>
+        <w:t>Condividi</w:t>
+      </w:r>
+      <w:r>
+        <w:rPr>
+          <w:rFonts w:ascii="Cambria" w:hAnsi="Cambria"/>
+        </w:rPr>
+        <w:t xml:space="preserve"> in alto, nel dettaglio partita e nelle convocazioni, prepara il messaggio: prima della partita l'elenco di confermati, in attesa e forfait con orario, campo e turni; dopo, il risultato con i marcatori e l'invito a votare il migliore in campo. Puoi aprirlo direttamente in WhatsApp, passarlo a un'altra app o copiarlo. L'app non scrive mai nel gruppo da sola.</w:t>
+      </w:r>
+    </w:p>
     <w:tbl>
       <w:tblPr>
         <w:tblW w:type="auto" w:w="0"/>
@@ -2468,6 +3076,126 @@
           <w:color w:val="14181A"/>
           <w:sz w:val="24"/>
         </w:rPr>
+        <w:t>Migliore in campo e affidabilità</w:t>
+      </w:r>
+    </w:p>
+    <w:p>
+      <w:pPr>
+        <w:spacing w:after="160" w:before="0"/>
+      </w:pPr>
+      <w:r>
+        <w:rPr>
+          <w:rFonts w:ascii="Cambria" w:hAnsi="Cambria"/>
+        </w:rPr>
+        <w:t xml:space="preserve">A partita conclusa, nel dettaglio compare il riquadro </w:t>
+      </w:r>
+      <w:r>
+        <w:rPr>
+          <w:rFonts w:ascii="Consolas" w:hAnsi="Consolas"/>
+          <w:sz w:val="19"/>
+          <w:shd w:val="clear" w:fill="F2F1EC"/>
+        </w:rPr>
+        <w:t>MIGLIORE IN CAMPO</w:t>
+      </w:r>
+      <w:r>
+        <w:rPr>
+          <w:rFonts w:ascii="Cambria" w:hAnsi="Cambria"/>
+        </w:rPr>
+        <w:t xml:space="preserve">: ognuno dà un voto, solo a chi era presente e mai a se stesso, e può cambiarlo. Chi vince una partita si porta un punto nella classifica </w:t>
+      </w:r>
+      <w:r>
+        <w:rPr>
+          <w:rFonts w:ascii="Consolas" w:hAnsi="Consolas"/>
+          <w:sz w:val="19"/>
+          <w:shd w:val="clear" w:fill="F2F1EC"/>
+        </w:rPr>
+        <w:t>MIGLIORE IN CAMPO</w:t>
+      </w:r>
+      <w:r>
+        <w:rPr>
+          <w:rFonts w:ascii="Cambria" w:hAnsi="Cambria"/>
+        </w:rPr>
+        <w:t xml:space="preserve"> in </w:t>
+      </w:r>
+      <w:r>
+        <w:rPr>
+          <w:rFonts w:ascii="Consolas" w:hAnsi="Consolas"/>
+          <w:sz w:val="19"/>
+          <w:shd w:val="clear" w:fill="F2F1EC"/>
+        </w:rPr>
+        <w:t>Stats</w:t>
+      </w:r>
+      <w:r>
+        <w:rPr>
+          <w:rFonts w:ascii="Cambria" w:hAnsi="Cambria"/>
+        </w:rPr>
+        <w:t>; a pari voti vincono in due.</w:t>
+      </w:r>
+    </w:p>
+    <w:p>
+      <w:pPr>
+        <w:spacing w:after="160" w:before="0"/>
+      </w:pPr>
+      <w:r>
+        <w:rPr>
+          <w:rFonts w:ascii="Cambria" w:hAnsi="Cambria"/>
+        </w:rPr>
+        <w:t xml:space="preserve">Sempre in </w:t>
+      </w:r>
+      <w:r>
+        <w:rPr>
+          <w:rFonts w:ascii="Consolas" w:hAnsi="Consolas"/>
+          <w:sz w:val="19"/>
+          <w:shd w:val="clear" w:fill="F2F1EC"/>
+        </w:rPr>
+        <w:t>Stats</w:t>
+      </w:r>
+      <w:r>
+        <w:rPr>
+          <w:rFonts w:ascii="Cambria" w:hAnsi="Cambria"/>
+        </w:rPr>
+        <w:t xml:space="preserve">, ma </w:t>
+      </w:r>
+      <w:r>
+        <w:rPr>
+          <w:rFonts w:ascii="Cambria" w:hAnsi="Cambria"/>
+          <w:b/>
+        </w:rPr>
+        <w:t>solo per chi gestisce il campo</w:t>
+      </w:r>
+      <w:r>
+        <w:rPr>
+          <w:rFonts w:ascii="Cambria" w:hAnsi="Cambria"/>
+        </w:rPr>
+        <w:t xml:space="preserve">, c'è </w:t>
+      </w:r>
+      <w:r>
+        <w:rPr>
+          <w:rFonts w:ascii="Consolas" w:hAnsi="Consolas"/>
+          <w:sz w:val="19"/>
+          <w:shd w:val="clear" w:fill="F2F1EC"/>
+        </w:rPr>
+        <w:t>AFFIDABILITÀ</w:t>
+      </w:r>
+      <w:r>
+        <w:rPr>
+          <w:rFonts w:ascii="Cambria" w:hAnsi="Cambria"/>
+        </w:rPr>
+        <w:t>: per ogni giocatore la percentuale di convocazioni confermate sulle partite concluse, i forfait, le convocazioni lasciate senza risposta e in quanto tempo risponde in media. Lo stesso numero compare quando scegli chi convocare. Serve a decidere, non a fare classifiche pubbliche: i giocatori vedono solo la propria.</w:t>
+      </w:r>
+    </w:p>
+    <w:p>
+      <w:pPr>
+        <w:pStyle w:val="Heading2"/>
+        <w:spacing w:before="200" w:after="80"/>
+      </w:pPr>
+      <w:r>
+        <w:rPr>
+          <w:rFonts w:ascii="Segoe UI" w:hAnsi="Segoe UI"/>
+          <w:b/>
+          <w:color w:val="14181A"/>
+          <w:sz w:val="24"/>
+        </w:rPr>
         <w:t>Bacheca</w:t>
       </w:r>
     </w:p>
@@ -2939,7 +3667,7 @@
         <w:rPr>
           <w:rFonts w:ascii="Cambria" w:hAnsi="Cambria"/>
         </w:rPr>
-        <w:t xml:space="preserve">Lascia acceso </w:t>
+        <w:t xml:space="preserve">Se vuoi, scrivi il </w:t>
       </w:r>
       <w:r>
         <w:rPr>
@@ -2947,13 +3675,27 @@
           <w:sz w:val="19"/>
           <w:shd w:val="clear" w:fill="F2F1EC"/>
         </w:rPr>
-        <w:t>Avvisa con una notifica</w:t>
+        <w:t>Costo campo (totale)</w:t>
       </w:r>
       <w:r>
         <w:rPr>
           <w:rFonts w:ascii="Cambria" w:hAnsi="Cambria"/>
         </w:rPr>
-        <w:t xml:space="preserve"> se vuoi che ricevano l'avviso subito</w:t>
+        <w:t xml:space="preserve">: viene registrato come uscita di cassa legata alla partita, e se rilanci l'incasso si aggiorna invece di duplicarsi. Con </w:t>
+      </w:r>
+      <w:r>
+        <w:rPr>
+          <w:rFonts w:ascii="Consolas" w:hAnsi="Consolas"/>
+          <w:sz w:val="19"/>
+          <w:shd w:val="clear" w:fill="F2F1EC"/>
+        </w:rPr>
+        <w:t>Dividi</w:t>
+      </w:r>
+      <w:r>
+        <w:rPr>
+          <w:rFonts w:ascii="Cambria" w:hAnsi="Cambria"/>
+        </w:rPr>
+        <w:t xml:space="preserve"> acceso l'importo a testa diventa il costo diviso tra i selezionati, arrotondato ai 50 centesimi per eccesso</w:t>
       </w:r>
     </w:p>
     <w:p>
@@ -2968,6 +3710,41 @@
           <w:color w:val="006B45"/>
         </w:rPr>
         <w:t>5.</w:t>
+        <w:tab/>
+      </w:r>
+      <w:r>
+        <w:rPr>
+          <w:rFonts w:ascii="Cambria" w:hAnsi="Cambria"/>
+        </w:rPr>
+        <w:t xml:space="preserve">Lascia acceso </w:t>
+      </w:r>
+      <w:r>
+        <w:rPr>
+          <w:rFonts w:ascii="Consolas" w:hAnsi="Consolas"/>
+          <w:sz w:val="19"/>
+          <w:shd w:val="clear" w:fill="F2F1EC"/>
+        </w:rPr>
+        <w:t>Avvisa con una notifica</w:t>
+      </w:r>
+      <w:r>
+        <w:rPr>
+          <w:rFonts w:ascii="Cambria" w:hAnsi="Cambria"/>
+        </w:rPr>
+        <w:t xml:space="preserve"> se vuoi che ricevano l'avviso subito</w:t>
+      </w:r>
+    </w:p>
+    <w:p>
+      <w:pPr>
+        <w:spacing w:after="100" w:before="0"/>
+        <w:ind w:left="461" w:hanging="461"/>
+      </w:pPr>
+      <w:r>
+        <w:rPr>
+          <w:rFonts w:ascii="Segoe UI" w:hAnsi="Segoe UI"/>
+          <w:b/>
+          <w:color w:val="006B45"/>
+        </w:rPr>
+        <w:t>6.</w:t>
         <w:tab/>
       </w:r>
       <w:r>
@@ -3243,6 +4020,386 @@
           <w:color w:val="14181A"/>
           <w:sz w:val="24"/>
         </w:rPr>
+        <w:t>Uscite e cruscotto: le tre viste della Cassa</w:t>
+      </w:r>
+    </w:p>
+    <w:p>
+      <w:pPr>
+        <w:spacing w:after="160" w:before="0"/>
+      </w:pPr>
+      <w:r>
+        <w:rPr>
+          <w:rFonts w:ascii="Cambria" w:hAnsi="Cambria"/>
+        </w:rPr>
+        <w:t xml:space="preserve">In cima alla </w:t>
+      </w:r>
+      <w:r>
+        <w:rPr>
+          <w:rFonts w:ascii="Consolas" w:hAnsi="Consolas"/>
+          <w:sz w:val="19"/>
+          <w:shd w:val="clear" w:fill="F2F1EC"/>
+        </w:rPr>
+        <w:t>Cassa</w:t>
+      </w:r>
+      <w:r>
+        <w:rPr>
+          <w:rFonts w:ascii="Cambria" w:hAnsi="Cambria"/>
+        </w:rPr>
+        <w:t xml:space="preserve">, tu vedi un selettore che i giocatori non hanno: </w:t>
+      </w:r>
+      <w:r>
+        <w:rPr>
+          <w:rFonts w:ascii="Consolas" w:hAnsi="Consolas"/>
+          <w:sz w:val="19"/>
+          <w:shd w:val="clear" w:fill="F2F1EC"/>
+        </w:rPr>
+        <w:t>Entrate</w:t>
+      </w:r>
+      <w:r>
+        <w:rPr>
+          <w:rFonts w:ascii="Cambria" w:hAnsi="Cambria"/>
+        </w:rPr>
+        <w:t xml:space="preserve"> è la lista di sempre; </w:t>
+      </w:r>
+      <w:r>
+        <w:rPr>
+          <w:rFonts w:ascii="Consolas" w:hAnsi="Consolas"/>
+          <w:sz w:val="19"/>
+          <w:shd w:val="clear" w:fill="F2F1EC"/>
+        </w:rPr>
+        <w:t>Uscite</w:t>
+      </w:r>
+      <w:r>
+        <w:rPr>
+          <w:rFonts w:ascii="Cambria" w:hAnsi="Cambria"/>
+        </w:rPr>
+        <w:t xml:space="preserve"> raccoglie quello che esce (campo, arbitro, materiale, trasferta, altro), con </w:t>
+      </w:r>
+      <w:r>
+        <w:rPr>
+          <w:rFonts w:ascii="Consolas" w:hAnsi="Consolas"/>
+          <w:sz w:val="19"/>
+          <w:shd w:val="clear" w:fill="F2F1EC"/>
+        </w:rPr>
+        <w:t>+</w:t>
+      </w:r>
+      <w:r>
+        <w:rPr>
+          <w:rFonts w:ascii="Cambria" w:hAnsi="Cambria"/>
+        </w:rPr>
+        <w:t xml:space="preserve"> per aggiungere e un tocco sulla riga per correggere o cancellare; </w:t>
+      </w:r>
+      <w:r>
+        <w:rPr>
+          <w:rFonts w:ascii="Consolas" w:hAnsi="Consolas"/>
+          <w:sz w:val="19"/>
+          <w:shd w:val="clear" w:fill="F2F1EC"/>
+        </w:rPr>
+        <w:t>Cassa</w:t>
+      </w:r>
+      <w:r>
+        <w:rPr>
+          <w:rFonts w:ascii="Cambria" w:hAnsi="Cambria"/>
+        </w:rPr>
+        <w:t xml:space="preserve"> è il cruscotto.</w:t>
+      </w:r>
+    </w:p>
+    <w:tbl>
+      <w:tblPr>
+        <w:tblStyle w:val="TableGrid"/>
+        <w:tblW w:type="auto" w:w="0"/>
+        <w:jc w:val="left"/>
+        <w:tblLook w:firstColumn="1" w:firstRow="1" w:lastColumn="0" w:lastRow="0" w:noHBand="0" w:noVBand="1" w:val="04A0"/>
+      </w:tblPr>
+      <w:tblGrid>
+        <w:gridCol w:w="4968"/>
+        <w:gridCol w:w="4968"/>
+      </w:tblGrid>
+      <w:tr>
+        <w:tc>
+          <w:tcPr>
+            <w:tcW w:type="dxa" w:w="2160"/>
+          </w:tcPr>
+          <w:p>
+            <w:pPr>
+              <w:spacing w:after="40"/>
+            </w:pPr>
+            <w:r>
+              <w:rPr>
+                <w:rFonts w:ascii="Segoe UI" w:hAnsi="Segoe UI"/>
+                <w:b/>
+                <w:sz w:val="20"/>
+              </w:rPr>
+              <w:t>Saldo</w:t>
+            </w:r>
+          </w:p>
+        </w:tc>
+        <w:tc>
+          <w:tcPr>
+            <w:tcW w:type="dxa" w:w="6192"/>
+          </w:tcPr>
+          <w:p>
+            <w:pPr>
+              <w:spacing w:after="40"/>
+            </w:pPr>
+            <w:r>
+              <w:rPr>
+                <w:rFonts w:ascii="Cambria" w:hAnsi="Cambria"/>
+                <w:sz w:val="20"/>
+              </w:rPr>
+              <w:t>Incassato meno uscite: i soldi che ci sono davvero. Sotto, incassato, uscite, da incassare e in verifica</w:t>
+            </w:r>
+          </w:p>
+        </w:tc>
+      </w:tr>
+      <w:tr>
+        <w:tc>
+          <w:tcPr>
+            <w:tcW w:type="dxa" w:w="2160"/>
+          </w:tcPr>
+          <w:p>
+            <w:pPr>
+              <w:spacing w:after="40"/>
+            </w:pPr>
+            <w:r>
+              <w:rPr>
+                <w:rFonts w:ascii="Segoe UI" w:hAnsi="Segoe UI"/>
+                <w:b/>
+                <w:sz w:val="20"/>
+              </w:rPr>
+              <w:t>Partite da incassare</w:t>
+            </w:r>
+          </w:p>
+        </w:tc>
+        <w:tc>
+          <w:tcPr>
+            <w:tcW w:type="dxa" w:w="6192"/>
+          </w:tcPr>
+          <w:p>
+            <w:pPr>
+              <w:spacing w:after="40"/>
+            </w:pPr>
+            <w:r>
+              <w:rPr>
+                <w:rFonts w:ascii="Cambria" w:hAnsi="Cambria"/>
+                <w:sz w:val="20"/>
+              </w:rPr>
+              <w:t>Le partite concluse per cui non hai ancora registrato addebiti. Toccane una e si apre l'incasso</w:t>
+            </w:r>
+          </w:p>
+        </w:tc>
+      </w:tr>
+      <w:tr>
+        <w:tc>
+          <w:tcPr>
+            <w:tcW w:type="dxa" w:w="2160"/>
+          </w:tcPr>
+          <w:p>
+            <w:pPr>
+              <w:spacing w:after="40"/>
+            </w:pPr>
+            <w:r>
+              <w:rPr>
+                <w:rFonts w:ascii="Segoe UI" w:hAnsi="Segoe UI"/>
+                <w:b/>
+                <w:sz w:val="20"/>
+              </w:rPr>
+              <w:t>Arretrati</w:t>
+            </w:r>
+          </w:p>
+        </w:tc>
+        <w:tc>
+          <w:tcPr>
+            <w:tcW w:type="dxa" w:w="6192"/>
+          </w:tcPr>
+          <w:p>
+            <w:pPr>
+              <w:spacing w:after="40"/>
+            </w:pPr>
+            <w:r>
+              <w:rPr>
+                <w:rFonts w:ascii="Cambria" w:hAnsi="Cambria"/>
+                <w:sz w:val="20"/>
+              </w:rPr>
+              <w:t xml:space="preserve">Quanto deve ciascuno. Toccando un nome si prepara un sollecito personale con le voci, PayPal e IBAN, da mandare su WhatsApp; </w:t>
+            </w:r>
+            <w:r>
+              <w:rPr>
+                <w:rFonts w:ascii="Cambria" w:hAnsi="Cambria"/>
+                <w:i/>
+                <w:sz w:val="20"/>
+              </w:rPr>
+              <w:t>Sollecita con notifica</w:t>
+            </w:r>
+            <w:r>
+              <w:rPr>
+                <w:rFonts w:ascii="Cambria" w:hAnsi="Cambria"/>
+                <w:sz w:val="20"/>
+              </w:rPr>
+              <w:t xml:space="preserve"> avvisa tutti in una volta, </w:t>
+            </w:r>
+            <w:r>
+              <w:rPr>
+                <w:rFonts w:ascii="Cambria" w:hAnsi="Cambria"/>
+                <w:i/>
+                <w:sz w:val="20"/>
+              </w:rPr>
+              <w:t>Condividi elenco</w:t>
+            </w:r>
+            <w:r>
+              <w:rPr>
+                <w:rFonts w:ascii="Cambria" w:hAnsi="Cambria"/>
+                <w:sz w:val="20"/>
+              </w:rPr>
+              <w:t xml:space="preserve"> prepara la lista per il gruppo</w:t>
+            </w:r>
+          </w:p>
+        </w:tc>
+      </w:tr>
+      <w:tr>
+        <w:tc>
+          <w:tcPr>
+            <w:tcW w:type="dxa" w:w="2160"/>
+          </w:tcPr>
+          <w:p>
+            <w:pPr>
+              <w:spacing w:after="40"/>
+            </w:pPr>
+            <w:r>
+              <w:rPr>
+                <w:rFonts w:ascii="Segoe UI" w:hAnsi="Segoe UI"/>
+                <w:b/>
+                <w:sz w:val="20"/>
+              </w:rPr>
+              <w:t>Uscite per categoria</w:t>
+            </w:r>
+          </w:p>
+        </w:tc>
+        <w:tc>
+          <w:tcPr>
+            <w:tcW w:type="dxa" w:w="6192"/>
+          </w:tcPr>
+          <w:p>
+            <w:pPr>
+              <w:spacing w:after="40"/>
+            </w:pPr>
+            <w:r>
+              <w:rPr>
+                <w:rFonts w:ascii="Cambria" w:hAnsi="Cambria"/>
+                <w:sz w:val="20"/>
+              </w:rPr>
+              <w:t>Dove vanno i soldi</w:t>
+            </w:r>
+          </w:p>
+        </w:tc>
+      </w:tr>
+      <w:tr>
+        <w:tc>
+          <w:tcPr>
+            <w:tcW w:type="dxa" w:w="2160"/>
+          </w:tcPr>
+          <w:p>
+            <w:pPr>
+              <w:spacing w:after="40"/>
+            </w:pPr>
+            <w:r>
+              <w:rPr>
+                <w:rFonts w:ascii="Segoe UI" w:hAnsi="Segoe UI"/>
+                <w:b/>
+                <w:sz w:val="20"/>
+              </w:rPr>
+              <w:t>Esporta movimenti</w:t>
+            </w:r>
+          </w:p>
+        </w:tc>
+        <w:tc>
+          <w:tcPr>
+            <w:tcW w:type="dxa" w:w="6192"/>
+          </w:tcPr>
+          <w:p>
+            <w:pPr>
+              <w:spacing w:after="40"/>
+            </w:pPr>
+            <w:r>
+              <w:rPr>
+                <w:rFonts w:ascii="Cambria" w:hAnsi="Cambria"/>
+                <w:sz w:val="20"/>
+              </w:rPr>
+              <w:t>Un CSV con entrate e uscite della stagione, pronto per Excel</w:t>
+            </w:r>
+          </w:p>
+        </w:tc>
+      </w:tr>
+    </w:tbl>
+    <w:p>
+      <w:pPr>
+        <w:spacing w:after="160" w:before="0"/>
+      </w:pPr>
+    </w:p>
+    <w:p>
+      <w:pPr>
+        <w:spacing w:after="160" w:before="0"/>
+      </w:pPr>
+      <w:r>
+        <w:rPr>
+          <w:rFonts w:ascii="Cambria" w:hAnsi="Cambria"/>
+        </w:rPr>
+        <w:t xml:space="preserve">Ogni lunedì alle 9 ti arriva una notifica di </w:t>
+      </w:r>
+      <w:r>
+        <w:rPr>
+          <w:rFonts w:ascii="Cambria" w:hAnsi="Cambria"/>
+          <w:b/>
+        </w:rPr>
+        <w:t>riepilogo cassa</w:t>
+      </w:r>
+      <w:r>
+        <w:rPr>
+          <w:rFonts w:ascii="Cambria" w:hAnsi="Cambria"/>
+        </w:rPr>
+        <w:t xml:space="preserve"> con da incassare, uscite e partite da chiudere, solo se c'è qualcosa in sospeso. Si spegne come le altre, da </w:t>
+      </w:r>
+      <w:r>
+        <w:rPr>
+          <w:rFonts w:ascii="Consolas" w:hAnsi="Consolas"/>
+          <w:sz w:val="19"/>
+          <w:shd w:val="clear" w:fill="F2F1EC"/>
+        </w:rPr>
+        <w:t>Impostazioni</w:t>
+      </w:r>
+      <w:r>
+        <w:rPr>
+          <w:rFonts w:ascii="Cambria" w:hAnsi="Cambria"/>
+        </w:rPr>
+        <w:t xml:space="preserve"> → </w:t>
+      </w:r>
+      <w:r>
+        <w:rPr>
+          <w:rFonts w:ascii="Consolas" w:hAnsi="Consolas"/>
+          <w:sz w:val="19"/>
+          <w:shd w:val="clear" w:fill="F2F1EC"/>
+        </w:rPr>
+        <w:t>NOTIFICHE</w:t>
+      </w:r>
+      <w:r>
+        <w:rPr>
+          <w:rFonts w:ascii="Cambria" w:hAnsi="Cambria"/>
+        </w:rPr>
+        <w:t>. Il cruscotto segue la stagione scelta con l'icona del calendario, come il resto della Cassa.</w:t>
+      </w:r>
+    </w:p>
+    <w:p>
+      <w:pPr>
+        <w:pStyle w:val="Heading2"/>
+        <w:spacing w:before="200" w:after="80"/>
+      </w:pPr>
+      <w:r>
+        <w:rPr>
+          <w:rFonts w:ascii="Segoe UI" w:hAnsi="Segoe UI"/>
+          <w:b/>
+          <w:color w:val="14181A"/>
+          <w:sz w:val="24"/>
+        </w:rPr>
         <w:t>PayPal e IBAN</w:t>
       </w:r>
     </w:p>
@@ -3461,7 +4618,61 @@
         <w:rPr>
           <w:rFonts w:ascii="Cambria" w:hAnsi="Cambria"/>
         </w:rPr>
-        <w:t>. È uno solo per squadra e si può girare a tutti: chi lo usa entra come semplice giocatore, i ruoli li assegni dopo.</w:t>
+        <w:t xml:space="preserve">. È uno solo per squadra e si può girare a tutti: chi lo usa entra come semplice giocatore, i ruoli li assegni dopo. La finestra mostra anche il </w:t>
+      </w:r>
+      <w:r>
+        <w:rPr>
+          <w:rFonts w:ascii="Cambria" w:hAnsi="Cambria"/>
+          <w:b/>
+        </w:rPr>
+        <w:t>QR</w:t>
+      </w:r>
+      <w:r>
+        <w:rPr>
+          <w:rFonts w:ascii="Cambria" w:hAnsi="Cambria"/>
+        </w:rPr>
+        <w:t xml:space="preserve"> da far scansionare a bordo campo e il </w:t>
+      </w:r>
+      <w:r>
+        <w:rPr>
+          <w:rFonts w:ascii="Cambria" w:hAnsi="Cambria"/>
+          <w:b/>
+        </w:rPr>
+        <w:t>link diretto</w:t>
+      </w:r>
+      <w:r>
+        <w:rPr>
+          <w:rFonts w:ascii="Cambria" w:hAnsi="Cambria"/>
+        </w:rPr>
+        <w:t xml:space="preserve"> (</w:t>
+      </w:r>
+      <w:r>
+        <w:rPr>
+          <w:rFonts w:ascii="Consolas" w:hAnsi="Consolas"/>
+          <w:sz w:val="19"/>
+          <w:shd w:val="clear" w:fill="F2F1EC"/>
+        </w:rPr>
+        <w:t>incampo.studiorocket.it/#/join/CODICE</w:t>
+      </w:r>
+      <w:r>
+        <w:rPr>
+          <w:rFonts w:ascii="Cambria" w:hAnsi="Cambria"/>
+        </w:rPr>
+        <w:t xml:space="preserve">): chi lo apre trova il codice già compilato e verificato, gli resta solo da scrivere il nome. </w:t>
+      </w:r>
+      <w:r>
+        <w:rPr>
+          <w:rFonts w:ascii="Consolas" w:hAnsi="Consolas"/>
+          <w:sz w:val="19"/>
+          <w:shd w:val="clear" w:fill="F2F1EC"/>
+        </w:rPr>
+        <w:t>Condividi</w:t>
+      </w:r>
+      <w:r>
+        <w:rPr>
+          <w:rFonts w:ascii="Cambria" w:hAnsi="Cambria"/>
+        </w:rPr>
+        <w:t xml:space="preserve"> prepara il messaggio con link e codice. Lo stesso vale per il codice della società, dalla sua pagina.</w:t>
       </w:r>
     </w:p>
     <w:p>

--- a/docs/InCampo - Manuale staff.docx
+++ b/docs/InCampo - Manuale staff.docx
@@ -2789,7 +2789,7 @@
         <w:rPr>
           <w:rFonts w:ascii="Cambria" w:hAnsi="Cambria"/>
         </w:rPr>
-        <w:t xml:space="preserve"> sulla riga di chi ha dato forfait: la revoca non manda notifiche, avvisalo tu se serve.</w:t>
+        <w:t xml:space="preserve"> sulla riga di chi ha dato forfait: al revocato arriva una notifica ("non sei più tra i convocati"), con la stessa preferenza delle convocazioni.</w:t>
       </w:r>
     </w:p>
     <w:p>

--- a/docs/InCampo - Manuale staff.docx
+++ b/docs/InCampo - Manuale staff.docx
@@ -4682,6 +4682,80 @@
       <w:r>
         <w:rPr>
           <w:rFonts w:ascii="Cambria" w:hAnsi="Cambria"/>
+          <w:b/>
+        </w:rPr>
+        <w:t>Allenatori e dirigenti che non giocano</w:t>
+      </w:r>
+      <w:r>
+        <w:rPr>
+          <w:rFonts w:ascii="Cambria" w:hAnsi="Cambria"/>
+        </w:rPr>
+        <w:t>: nella scheda della persona (</w:t>
+      </w:r>
+      <w:r>
+        <w:rPr>
+          <w:rFonts w:ascii="Consolas" w:hAnsi="Consolas"/>
+          <w:sz w:val="19"/>
+          <w:shd w:val="clear" w:fill="F2F1EC"/>
+        </w:rPr>
+        <w:t>Rosa</w:t>
+      </w:r>
+      <w:r>
+        <w:rPr>
+          <w:rFonts w:ascii="Cambria" w:hAnsi="Cambria"/>
+        </w:rPr>
+        <w:t xml:space="preserve"> → </w:t>
+      </w:r>
+      <w:r>
+        <w:rPr>
+          <w:rFonts w:ascii="Consolas" w:hAnsi="Consolas"/>
+          <w:sz w:val="19"/>
+          <w:shd w:val="clear" w:fill="F2F1EC"/>
+        </w:rPr>
+        <w:t>Modifica</w:t>
+      </w:r>
+      <w:r>
+        <w:rPr>
+          <w:rFonts w:ascii="Cambria" w:hAnsi="Cambria"/>
+        </w:rPr>
+        <w:t xml:space="preserve">) accendi </w:t>
+      </w:r>
+      <w:r>
+        <w:rPr>
+          <w:rFonts w:ascii="Consolas" w:hAnsi="Consolas"/>
+          <w:sz w:val="19"/>
+          <w:shd w:val="clear" w:fill="F2F1EC"/>
+        </w:rPr>
+        <w:t>Solo staff, non gioca</w:t>
+      </w:r>
+      <w:r>
+        <w:rPr>
+          <w:rFonts w:ascii="Cambria" w:hAnsi="Cambria"/>
+        </w:rPr>
+        <w:t xml:space="preserve">. Da lì in poi dà la presenza alla partita come tutti, ma compare a parte, nel riquadro </w:t>
+      </w:r>
+      <w:r>
+        <w:rPr>
+          <w:rFonts w:ascii="Consolas" w:hAnsi="Consolas"/>
+          <w:sz w:val="19"/>
+          <w:shd w:val="clear" w:fill="F2F1EC"/>
+        </w:rPr>
+        <w:t>In panchina</w:t>
+      </w:r>
+      <w:r>
+        <w:rPr>
+          <w:rFonts w:ascii="Cambria" w:hAnsi="Cambria"/>
+        </w:rPr>
+        <w:t xml:space="preserve"> della Home e del dettaglio partita, e resta fuori da conteggi della rosa, convocazioni e statistiche. Possono essere più di uno. Un giocatore-allenatore invece resta con l'interruttore spento: gioca, quindi conta come gli altri.</w:t>
+      </w:r>
+    </w:p>
+    <w:p>
+      <w:pPr>
+        <w:spacing w:after="160" w:before="0"/>
+      </w:pPr>
+      <w:r>
+        <w:rPr>
+          <w:rFonts w:ascii="Cambria" w:hAnsi="Cambria"/>
         </w:rPr>
         <w:t xml:space="preserve">Puoi anche precaricare la rosa dalla scheda </w:t>
       </w:r>

--- a/docs/InCampo - Manuale staff.docx
+++ b/docs/InCampo - Manuale staff.docx
@@ -1593,6 +1593,102 @@
                 <w:rFonts w:ascii="Cambria" w:hAnsi="Cambria"/>
                 <w:sz w:val="19"/>
               </w:rPr>
+              <w:t>Segnare chi è solo staff e non gioca</w:t>
+            </w:r>
+          </w:p>
+        </w:tc>
+        <w:tc>
+          <w:tcPr>
+            <w:tcW w:type="dxa" w:w="1987"/>
+          </w:tcPr>
+          <w:p>
+            <w:pPr>
+              <w:spacing w:after="20"/>
+              <w:jc w:val="center"/>
+            </w:pPr>
+            <w:r>
+              <w:rPr>
+                <w:rFonts w:ascii="Segoe UI" w:hAnsi="Segoe UI"/>
+                <w:color w:val="A09E96"/>
+                <w:sz w:val="20"/>
+              </w:rPr>
+              <w:t>—</w:t>
+            </w:r>
+          </w:p>
+        </w:tc>
+        <w:tc>
+          <w:tcPr>
+            <w:tcW w:type="dxa" w:w="1987"/>
+          </w:tcPr>
+          <w:p>
+            <w:pPr>
+              <w:spacing w:after="20"/>
+              <w:jc w:val="center"/>
+            </w:pPr>
+            <w:r>
+              <w:rPr>
+                <w:rFonts w:ascii="Segoe UI" w:hAnsi="Segoe UI"/>
+                <w:color w:val="A09E96"/>
+                <w:sz w:val="20"/>
+              </w:rPr>
+              <w:t>—</w:t>
+            </w:r>
+          </w:p>
+        </w:tc>
+        <w:tc>
+          <w:tcPr>
+            <w:tcW w:type="dxa" w:w="1987"/>
+          </w:tcPr>
+          <w:p>
+            <w:pPr>
+              <w:spacing w:after="20"/>
+              <w:jc w:val="center"/>
+            </w:pPr>
+            <w:r>
+              <w:rPr>
+                <w:rFonts w:ascii="Segoe UI" w:hAnsi="Segoe UI"/>
+                <w:color w:val="A09E96"/>
+                <w:sz w:val="20"/>
+              </w:rPr>
+              <w:t>—</w:t>
+            </w:r>
+          </w:p>
+        </w:tc>
+        <w:tc>
+          <w:tcPr>
+            <w:tcW w:type="dxa" w:w="1987"/>
+          </w:tcPr>
+          <w:p>
+            <w:pPr>
+              <w:spacing w:after="20"/>
+              <w:jc w:val="center"/>
+            </w:pPr>
+            <w:r>
+              <w:rPr>
+                <w:rFonts w:ascii="Segoe UI" w:hAnsi="Segoe UI"/>
+                <w:b/>
+                <w:color w:val="006B45"/>
+                <w:sz w:val="20"/>
+              </w:rPr>
+              <w:t>✓</w:t>
+            </w:r>
+          </w:p>
+        </w:tc>
+      </w:tr>
+      <w:tr>
+        <w:tc>
+          <w:tcPr>
+            <w:tcW w:type="dxa" w:w="1987"/>
+          </w:tcPr>
+          <w:p>
+            <w:pPr>
+              <w:spacing w:after="20"/>
+            </w:pPr>
+            <w:r>
+              <w:rPr>
+                <w:rFonts w:ascii="Cambria" w:hAnsi="Cambria"/>
+                <w:sz w:val="19"/>
+              </w:rPr>
               <w:t>Aggiungere, modificare ed eliminare giocatori</w:t>
             </w:r>
           </w:p>
@@ -2427,7 +2523,63 @@
         <w:rPr>
           <w:rFonts w:ascii="Cambria" w:hAnsi="Cambria"/>
         </w:rPr>
-        <w:t xml:space="preserve"> Apri la partita: sotto la scheda trovi il riepilogo delle disponibilità, giocatore per giocatore. Serve a scegliere, non è ancora una convocazione.</w:t>
+        <w:t xml:space="preserve"> Apri la partita: sotto il biglietto i tre riquadri </w:t>
+      </w:r>
+      <w:r>
+        <w:rPr>
+          <w:rFonts w:ascii="Consolas" w:hAnsi="Consolas"/>
+          <w:sz w:val="19"/>
+          <w:shd w:val="clear" w:fill="F2F1EC"/>
+        </w:rPr>
+        <w:t>Disponibili</w:t>
+      </w:r>
+      <w:r>
+        <w:rPr>
+          <w:rFonts w:ascii="Cambria" w:hAnsi="Cambria"/>
+        </w:rPr>
+        <w:t xml:space="preserve">, </w:t>
+      </w:r>
+      <w:r>
+        <w:rPr>
+          <w:rFonts w:ascii="Consolas" w:hAnsi="Consolas"/>
+          <w:sz w:val="19"/>
+          <w:shd w:val="clear" w:fill="F2F1EC"/>
+        </w:rPr>
+        <w:t>Senza risposta</w:t>
+      </w:r>
+      <w:r>
+        <w:rPr>
+          <w:rFonts w:ascii="Cambria" w:hAnsi="Cambria"/>
+        </w:rPr>
+        <w:t xml:space="preserve"> e </w:t>
+      </w:r>
+      <w:r>
+        <w:rPr>
+          <w:rFonts w:ascii="Consolas" w:hAnsi="Consolas"/>
+          <w:sz w:val="19"/>
+          <w:shd w:val="clear" w:fill="F2F1EC"/>
+        </w:rPr>
+        <w:t>Non disponibili</w:t>
+      </w:r>
+      <w:r>
+        <w:rPr>
+          <w:rFonts w:ascii="Cambria" w:hAnsi="Cambria"/>
+        </w:rPr>
+        <w:t xml:space="preserve"> contano la rosa che gioca; sotto, l'elenco nome per nome e, a parte, </w:t>
+      </w:r>
+      <w:r>
+        <w:rPr>
+          <w:rFonts w:ascii="Consolas" w:hAnsi="Consolas"/>
+          <w:sz w:val="19"/>
+          <w:shd w:val="clear" w:fill="F2F1EC"/>
+        </w:rPr>
+        <w:t>In panchina</w:t>
+      </w:r>
+      <w:r>
+        <w:rPr>
+          <w:rFonts w:ascii="Cambria" w:hAnsi="Cambria"/>
+        </w:rPr>
+        <w:t xml:space="preserve"> con lo staff. Serve a scegliere, non è ancora una convocazione.</w:t>
       </w:r>
     </w:p>
     <w:p>
@@ -2483,7 +2635,49 @@
         <w:rPr>
           <w:rFonts w:ascii="Cambria" w:hAnsi="Cambria"/>
         </w:rPr>
-        <w:t xml:space="preserve"> e seleziona chi vuoi. Se la squadra ha un tetto di convocati per partita, l'app te lo ricorda quando lo superi.</w:t>
+        <w:t xml:space="preserve"> e seleziona chi vuoi: la lista è ordinata per disponibilità e affidabilità, con i gettoni rimasti accanto a ogni nome. Lo staff che non gioca non compare. Se la squadra ha un tetto di convocati per partita, l'app te lo ricorda quando lo superi. Nella schermata i convocati sono raggruppati per disponibilità dichiarata (</w:t>
+      </w:r>
+      <w:r>
+        <w:rPr>
+          <w:rFonts w:ascii="Consolas" w:hAnsi="Consolas"/>
+          <w:sz w:val="19"/>
+          <w:shd w:val="clear" w:fill="F2F1EC"/>
+        </w:rPr>
+        <w:t>Disponibili</w:t>
+      </w:r>
+      <w:r>
+        <w:rPr>
+          <w:rFonts w:ascii="Cambria" w:hAnsi="Cambria"/>
+        </w:rPr>
+        <w:t xml:space="preserve">, </w:t>
+      </w:r>
+      <w:r>
+        <w:rPr>
+          <w:rFonts w:ascii="Consolas" w:hAnsi="Consolas"/>
+          <w:sz w:val="19"/>
+          <w:shd w:val="clear" w:fill="F2F1EC"/>
+        </w:rPr>
+        <w:t>Disponibilità non data</w:t>
+      </w:r>
+      <w:r>
+        <w:rPr>
+          <w:rFonts w:ascii="Cambria" w:hAnsi="Cambria"/>
+        </w:rPr>
+        <w:t xml:space="preserve">, </w:t>
+      </w:r>
+      <w:r>
+        <w:rPr>
+          <w:rFonts w:ascii="Consolas" w:hAnsi="Consolas"/>
+          <w:sz w:val="19"/>
+          <w:shd w:val="clear" w:fill="F2F1EC"/>
+        </w:rPr>
+        <w:t>Non disponibili</w:t>
+      </w:r>
+      <w:r>
+        <w:rPr>
+          <w:rFonts w:ascii="Cambria" w:hAnsi="Cambria"/>
+        </w:rPr>
+        <w:t>), e su ogni riga c'è la loro risposta alla convocazione.</w:t>
       </w:r>
     </w:p>
     <w:p>
@@ -2912,6 +3106,88 @@
           <w:rFonts w:ascii="Cambria" w:hAnsi="Cambria"/>
         </w:rPr>
         <w:t xml:space="preserve"> in alto, nel dettaglio partita e nelle convocazioni, prepara il messaggio: prima della partita l'elenco di confermati, in attesa e forfait con orario, campo e turni; dopo, il risultato con i marcatori e l'invito a votare il migliore in campo. Puoi aprirlo direttamente in WhatsApp, passarlo a un'altra app o copiarlo. L'app non scrive mai nel gruppo da sola.</w:t>
+      </w:r>
+    </w:p>
+    <w:p>
+      <w:pPr>
+        <w:pStyle w:val="Heading2"/>
+        <w:spacing w:before="200" w:after="80"/>
+      </w:pPr>
+      <w:r>
+        <w:rPr>
+          <w:rFonts w:ascii="Segoe UI" w:hAnsi="Segoe UI"/>
+          <w:b/>
+          <w:color w:val="14181A"/>
+          <w:sz w:val="24"/>
+        </w:rPr>
+        <w:t>Le notifiche in più per chi gestisce</w:t>
+      </w:r>
+    </w:p>
+    <w:p>
+      <w:pPr>
+        <w:spacing w:after="160" w:before="0"/>
+      </w:pPr>
+      <w:r>
+        <w:rPr>
+          <w:rFonts w:ascii="Cambria" w:hAnsi="Cambria"/>
+        </w:rPr>
+        <w:t xml:space="preserve">Oltre a quelle di tutti, mister e admin ricevono </w:t>
+      </w:r>
+      <w:r>
+        <w:rPr>
+          <w:rFonts w:ascii="Consolas" w:hAnsi="Consolas"/>
+          <w:sz w:val="19"/>
+          <w:shd w:val="clear" w:fill="F2F1EC"/>
+        </w:rPr>
+        <w:t>Forfait dei convocati</w:t>
+      </w:r>
+      <w:r>
+        <w:rPr>
+          <w:rFonts w:ascii="Cambria" w:hAnsi="Cambria"/>
+        </w:rPr>
+        <w:t xml:space="preserve"> (chi ha detto di no, e quanti disponibili non convocati ci sono); admin e cassiere il </w:t>
+      </w:r>
+      <w:r>
+        <w:rPr>
+          <w:rFonts w:ascii="Consolas" w:hAnsi="Consolas"/>
+          <w:sz w:val="19"/>
+          <w:shd w:val="clear" w:fill="F2F1EC"/>
+        </w:rPr>
+        <w:t>Riepilogo cassa</w:t>
+      </w:r>
+      <w:r>
+        <w:rPr>
+          <w:rFonts w:ascii="Cambria" w:hAnsi="Cambria"/>
+        </w:rPr>
+        <w:t xml:space="preserve"> del lunedì. Si spengono una per una da </w:t>
+      </w:r>
+      <w:r>
+        <w:rPr>
+          <w:rFonts w:ascii="Consolas" w:hAnsi="Consolas"/>
+          <w:sz w:val="19"/>
+          <w:shd w:val="clear" w:fill="F2F1EC"/>
+        </w:rPr>
+        <w:t>Impostazioni</w:t>
+      </w:r>
+      <w:r>
+        <w:rPr>
+          <w:rFonts w:ascii="Cambria" w:hAnsi="Cambria"/>
+        </w:rPr>
+        <w:t xml:space="preserve"> → </w:t>
+      </w:r>
+      <w:r>
+        <w:rPr>
+          <w:rFonts w:ascii="Consolas" w:hAnsi="Consolas"/>
+          <w:sz w:val="19"/>
+          <w:shd w:val="clear" w:fill="F2F1EC"/>
+        </w:rPr>
+        <w:t>NOTIFICHE</w:t>
+      </w:r>
+      <w:r>
+        <w:rPr>
+          <w:rFonts w:ascii="Cambria" w:hAnsi="Cambria"/>
+        </w:rPr>
+        <w:t>.</w:t>
       </w:r>
     </w:p>
     <w:tbl>
@@ -3351,7 +3627,37 @@
           <w:rFonts w:ascii="Cambria" w:hAnsi="Cambria"/>
           <w:color w:val="4C4B45"/>
         </w:rPr>
-        <w:t>. Tu vedi le voci di tutti; ogni giocatore vede solo le proprie.</w:t>
+        <w:t xml:space="preserve">. Per te si intitola </w:t>
+      </w:r>
+      <w:r>
+        <w:rPr>
+          <w:rFonts w:ascii="Cambria" w:hAnsi="Cambria"/>
+          <w:i/>
+          <w:color w:val="4C4B45"/>
+        </w:rPr>
+        <w:t>Cassa</w:t>
+      </w:r>
+      <w:r>
+        <w:rPr>
+          <w:rFonts w:ascii="Cambria" w:hAnsi="Cambria"/>
+          <w:color w:val="4C4B45"/>
+        </w:rPr>
+        <w:t xml:space="preserve"> e ha tre viste; i giocatori vedono solo le proprie voci sotto </w:t>
+      </w:r>
+      <w:r>
+        <w:rPr>
+          <w:rFonts w:ascii="Cambria" w:hAnsi="Cambria"/>
+          <w:i/>
+          <w:color w:val="4C4B45"/>
+        </w:rPr>
+        <w:t>Pagamenti</w:t>
+      </w:r>
+      <w:r>
+        <w:rPr>
+          <w:rFonts w:ascii="Cambria" w:hAnsi="Cambria"/>
+          <w:color w:val="4C4B45"/>
+        </w:rPr>
+        <w:t>.</w:t>
       </w:r>
     </w:p>
     <w:p>
@@ -3569,7 +3875,7 @@
           <w:sz w:val="19"/>
           <w:shd w:val="clear" w:fill="F2F1EC"/>
         </w:rPr>
-        <w:t>Gestisci</w:t>
+        <w:t>Registra incasso</w:t>
       </w:r>
       <w:r>
         <w:rPr>
@@ -5631,7 +5937,23 @@
           <w:rFonts w:ascii="Cambria" w:hAnsi="Cambria"/>
           <w:color w:val="4C4B45"/>
         </w:rPr>
-        <w:t>Se cambi data, ora o campo, ai convocati parte una notifica di modifica e il promemoria viene ricalcolato sul nuovo orario. Non devi fare nulla, e non ne arrivano due.</w:t>
+        <w:t xml:space="preserve">Se cambi data, ora o campo, ai convocati parte una notifica di modifica e il promemoria viene ricalcolato sul nuovo orario. Non devi fare nulla, e non ne arrivano due. Chi ha iscritto il calendario della squadra sul telefono (icona del calendario in </w:t>
+      </w:r>
+      <w:r>
+        <w:rPr>
+          <w:rFonts w:ascii="Consolas" w:hAnsi="Consolas"/>
+          <w:color w:val="4C4B45"/>
+          <w:sz w:val="19"/>
+          <w:shd w:val="clear" w:fill="F2F1EC"/>
+        </w:rPr>
+        <w:t>Partite</w:t>
+      </w:r>
+      <w:r>
+        <w:rPr>
+          <w:rFonts w:ascii="Cambria" w:hAnsi="Cambria"/>
+          <w:color w:val="4C4B45"/>
+        </w:rPr>
+        <w:t>) vede la partita spostarsi da sola.</w:t>
       </w:r>
     </w:p>
     <w:p>
@@ -5707,6 +6029,47 @@
           <w:color w:val="4C4B45"/>
         </w:rPr>
         <w:t>Sono due cose separate e i giocatori le confondono spesso. La disponibilità la danno loro, quando vogliono; la convocazione la mandi tu a un gruppo ristretto, ed è la risposta a quella che fa fede.</w:t>
+      </w:r>
+    </w:p>
+    <w:p>
+      <w:pPr>
+        <w:spacing w:after="40" w:before="120"/>
+      </w:pPr>
+      <w:r>
+        <w:rPr>
+          <w:rFonts w:ascii="Segoe UI" w:hAnsi="Segoe UI"/>
+          <w:b/>
+          <w:sz w:val="21"/>
+        </w:rPr>
+        <w:t>Il mister che gioca conta come giocatore</w:t>
+      </w:r>
+    </w:p>
+    <w:p>
+      <w:pPr>
+        <w:spacing w:after="80" w:before="0"/>
+      </w:pPr>
+      <w:r>
+        <w:rPr>
+          <w:rFonts w:ascii="Cambria" w:hAnsi="Cambria"/>
+          <w:color w:val="4C4B45"/>
+        </w:rPr>
+        <w:t xml:space="preserve">L'interruttore </w:t>
+      </w:r>
+      <w:r>
+        <w:rPr>
+          <w:rFonts w:ascii="Consolas" w:hAnsi="Consolas"/>
+          <w:color w:val="4C4B45"/>
+          <w:sz w:val="19"/>
+          <w:shd w:val="clear" w:fill="F2F1EC"/>
+        </w:rPr>
+        <w:t>Solo staff, non gioca</w:t>
+      </w:r>
+      <w:r>
+        <w:rPr>
+          <w:rFonts w:ascii="Cambria" w:hAnsi="Cambria"/>
+          <w:color w:val="4C4B45"/>
+        </w:rPr>
+        <w:t xml:space="preserve"> serve a chi sta in panchina e basta. Un giocatore-allenatore lo lascia spento: dà la disponibilità, viene convocato e finisce nelle statistiche come tutti, e in più ha il ruolo Mister per gestire la partita.</w:t>
       </w:r>
     </w:p>
     <w:p>
